--- a/data/outputs/v2/Grade11/Biology/Quizzes/SS2.1_Reproduction_in_Plants/Biology_G11_SS2.1_Reproduction_in_Plants_L3_AnswerKey.docx
+++ b/data/outputs/v2/Grade11/Biology/Quizzes/SS2.1_Reproduction_in_Plants/Biology_G11_SS2.1_Reproduction_in_Plants_L3_AnswerKey.docx
@@ -1775,7 +1775,7 @@
         </w:rPr>
         <w:t xml:space="preserve">© 2026 SeaVuria and ARES. Aligned with KICD objectives. Developed by SeaVuria; technical implementation by ARES (with AI assistance from Claude). Licensed under </w:t>
       </w:r>
-      <w:hyperlink w:history="1" r:id="rIdkrjdafxvlgehoflqvsfip">
+      <w:hyperlink w:history="1" r:id="rIdnt86zr3exql1og9laxfnz">
         <w:r>
           <w:rPr>
             <w:rFonts w:ascii="Arial" w:cs="Arial" w:eastAsia="Arial" w:hAnsi="Arial"/>
@@ -1796,7 +1796,7 @@
         </w:rPr>
         <w:t xml:space="preserve"> (</w:t>
       </w:r>
-      <w:hyperlink w:history="1" r:id="rId0hcbwnsnaabc3olhxj-q-">
+      <w:hyperlink w:history="1" r:id="rId8t6wubkvebv7dwa39jyq_">
         <w:r>
           <w:rPr>
             <w:rFonts w:ascii="Arial" w:cs="Arial" w:eastAsia="Arial" w:hAnsi="Arial"/>

--- a/data/outputs/v2/Grade11/Biology/Quizzes/SS2.1_Reproduction_in_Plants/Biology_G11_SS2.1_Reproduction_in_Plants_L3_AnswerKey.docx
+++ b/data/outputs/v2/Grade11/Biology/Quizzes/SS2.1_Reproduction_in_Plants/Biology_G11_SS2.1_Reproduction_in_Plants_L3_AnswerKey.docx
@@ -1775,7 +1775,7 @@
         </w:rPr>
         <w:t xml:space="preserve">© 2026 SeaVuria and ARES. Aligned with KICD objectives. Developed by SeaVuria; technical implementation by ARES (with AI assistance from Claude). Licensed under </w:t>
       </w:r>
-      <w:hyperlink w:history="1" r:id="rIdnt86zr3exql1og9laxfnz">
+      <w:hyperlink w:history="1" r:id="rIdvaw3rbfueobtibvlx4h7f">
         <w:r>
           <w:rPr>
             <w:rFonts w:ascii="Arial" w:cs="Arial" w:eastAsia="Arial" w:hAnsi="Arial"/>
@@ -1796,7 +1796,7 @@
         </w:rPr>
         <w:t xml:space="preserve"> (</w:t>
       </w:r>
-      <w:hyperlink w:history="1" r:id="rId8t6wubkvebv7dwa39jyq_">
+      <w:hyperlink w:history="1" r:id="rIda_a1rosepp7phbybnmbhg">
         <w:r>
           <w:rPr>
             <w:rFonts w:ascii="Arial" w:cs="Arial" w:eastAsia="Arial" w:hAnsi="Arial"/>

--- a/data/outputs/v2/Grade11/Biology/Quizzes/SS2.1_Reproduction_in_Plants/Biology_G11_SS2.1_Reproduction_in_Plants_L3_AnswerKey.docx
+++ b/data/outputs/v2/Grade11/Biology/Quizzes/SS2.1_Reproduction_in_Plants/Biology_G11_SS2.1_Reproduction_in_Plants_L3_AnswerKey.docx
@@ -1775,7 +1775,7 @@
         </w:rPr>
         <w:t xml:space="preserve">© 2026 SeaVuria and ARES. Aligned with KICD objectives. Developed by SeaVuria; technical implementation by ARES (with AI assistance from Claude). Licensed under </w:t>
       </w:r>
-      <w:hyperlink w:history="1" r:id="rIdvaw3rbfueobtibvlx4h7f">
+      <w:hyperlink w:history="1" r:id="rIdy7atfyog1neq8qhczuets">
         <w:r>
           <w:rPr>
             <w:rFonts w:ascii="Arial" w:cs="Arial" w:eastAsia="Arial" w:hAnsi="Arial"/>
@@ -1796,7 +1796,7 @@
         </w:rPr>
         <w:t xml:space="preserve"> (</w:t>
       </w:r>
-      <w:hyperlink w:history="1" r:id="rIda_a1rosepp7phbybnmbhg">
+      <w:hyperlink w:history="1" r:id="rIdgoiowys0wb_hl7kvtlyci">
         <w:r>
           <w:rPr>
             <w:rFonts w:ascii="Arial" w:cs="Arial" w:eastAsia="Arial" w:hAnsi="Arial"/>
